--- a/Ichigo Closed Beta Readiness Report.docx
+++ b/Ichigo Closed Beta Readiness Report.docx
@@ -30,7 +30,7 @@
           <w:spacing w:val="0"/>
           <w:color w:val="535353"/>
         </w:rPr>
-        <w:t xml:space="preserve">Version 2 · May 30, 2026</w:t>
+        <w:t xml:space="preserve">Version 2.1 · May 31, 2026</w:t>
       </w:r>
     </w:p>
     <w:p>
